--- a/_site/finanzas-internacionales/2023-06-17-sistema-monetario-internacional/index.docx
+++ b/_site/finanzas-internacionales/2023-06-17-sistema-monetario-internacional/index.docx
@@ -44,7 +44,7 @@
         <w:t xml:space="preserve"> </w:t>
       </w:r>
     </w:p>
-    <w:bookmarkStart w:id="20" w:name="title"/>
+    <w:bookmarkStart w:id="22" w:name="title"/>
     <w:p>
       <w:pPr>
         <w:pStyle w:val="Heading1"/>
@@ -93,8 +93,8 @@
         <w:t xml:space="preserve"> </w:t>
       </w:r>
     </w:p>
-    <w:bookmarkEnd w:id="20"/>
-    <w:bookmarkStart w:id="24" w:name="author-note"/>
+    <w:bookmarkEnd w:id="22"/>
+    <w:bookmarkStart w:id="26" w:name="author-note"/>
     <w:p>
       <w:pPr>
         <w:pStyle w:val="Heading1"/>
@@ -113,15 +113,15 @@
       <w:r>
         <w:t xml:space="preserve"> </w:t>
       </w:r>
-      <w:bookmarkStart w:id="21" w:name="orchid"/>
+      <w:bookmarkStart w:id="23" w:name="orchid"/>
       <w:r>
         <w:t xml:space="preserve">Orcid ID Logo: A green circle with white letters ID</w:t>
       </w:r>
-      <w:bookmarkEnd w:id="21"/>
+      <w:bookmarkEnd w:id="23"/>
       <w:r>
         <w:t xml:space="preserve"> </w:t>
       </w:r>
-      <w:hyperlink r:id="rId22">
+      <w:hyperlink r:id="rId24">
         <w:r>
           <w:rPr>
             <w:rStyle w:val="Hyperlink"/>
@@ -160,20 +160,20 @@
         <w:t xml:space="preserve">: </w:t>
       </w:r>
       <w:r>
-        <w:t xml:space="preserve">conceptualización y redacción</w:t>
-      </w:r>
-    </w:p>
-    <w:p>
-      <w:pPr>
-        <w:pStyle w:val="BodyText"/>
-      </w:pPr>
-      <w:r>
-        <w:t xml:space="preserve">La correspondencia relativa a este artículo debe dirigirse a Edison Achalma, Escuela Profesional de Economía, Universidad Nacional de San Cristóbal de Huamanga, Ayacucho, AYA, Perú, Email:</w:t>
+        <w:t xml:space="preserve">conceptualización, metodología, análisis formal, investigación, recursos, curación de datos, redacción, visualización, supervisión, y administración del proyecto</w:t>
+      </w:r>
+    </w:p>
+    <w:p>
+      <w:pPr>
+        <w:pStyle w:val="BodyText"/>
+      </w:pPr>
+      <w:r>
+        <w:t xml:space="preserve">La correspondencia relativa a este artículo debe dirigirse a Edison Achalma, Escuela Profesional de Economía, Universidad Nacional de San Cristóbal de Huamanga, Portal Independencia N° 57, Ayacucho, AYA 5001, Perú, Email:</w:t>
       </w:r>
       <w:r>
         <w:t xml:space="preserve"> </w:t>
       </w:r>
-      <w:hyperlink r:id="rId23">
+      <w:hyperlink r:id="rId25">
         <w:r>
           <w:rPr>
             <w:rStyle w:val="Hyperlink"/>
@@ -187,8 +187,8 @@
         <w:br w:type="page"/>
       </w:r>
     </w:p>
-    <w:bookmarkEnd w:id="24"/>
-    <w:bookmarkStart w:id="25" w:name="abstract"/>
+    <w:bookmarkEnd w:id="26"/>
+    <w:bookmarkStart w:id="27" w:name="abstract"/>
     <w:p>
       <w:pPr>
         <w:pStyle w:val="Heading1"/>
@@ -225,8 +225,8 @@
         <w:br w:type="page"/>
       </w:r>
     </w:p>
-    <w:bookmarkEnd w:id="25"/>
-    <w:bookmarkStart w:id="26" w:name="firstheader"/>
+    <w:bookmarkEnd w:id="27"/>
+    <w:bookmarkStart w:id="28" w:name="firstheader"/>
     <w:p>
       <w:pPr>
         <w:pStyle w:val="Heading1"/>
@@ -235,8 +235,8 @@
         <w:t xml:space="preserve">Sistema monetario internacional actual</w:t>
       </w:r>
     </w:p>
-    <w:bookmarkEnd w:id="26"/>
-    <w:bookmarkStart w:id="30" w:name="el-sistema-monetario-internacional"/>
+    <w:bookmarkEnd w:id="28"/>
+    <w:bookmarkStart w:id="32" w:name="el-sistema-monetario-internacional"/>
     <w:p>
       <w:pPr>
         <w:pStyle w:val="Heading1"/>
@@ -253,7 +253,7 @@
         <w:t xml:space="preserve">El sistema monetario internacional es un marco institucional establecido para facilitar los pagos internacionales, regular los flujos de capital y determinar los tipos de cambio entre las diferentes monedas. Este sistema se basa en acuerdos internacionales y requiere un alto grado de cooperación entre los gobiernos de los principales países. En el contexto de la globalización, donde los flujos internacionales de bienes, servicios y capitales son cada vez más intensos, se hace necesaria la existencia de instituciones que regulen y faciliten estas transacciones.</w:t>
       </w:r>
     </w:p>
-    <w:bookmarkStart w:id="27" w:name="regímenes-cambiarios-y-apertura"/>
+    <w:bookmarkStart w:id="29" w:name="regímenes-cambiarios-y-apertura"/>
     <w:p>
       <w:pPr>
         <w:pStyle w:val="Heading2"/>
@@ -270,8 +270,8 @@
         <w:t xml:space="preserve">Es importante destacar que los países pueden seguir diferentes reglas en lo que respecta a los regímenes cambiarios y el grado de apertura de sus economías. Algunos países optan por tipos de cambio fijos, donde el valor de su moneda se mantiene constante en relación con otra moneda o una canasta de monedas. Otros países tienen tipos de cambio flexibles, donde el valor de su moneda fluctúa en respuesta a las fuerzas del mercado. Además, el grado de apertura de una economía se refiere a la medida en que permite el comercio internacional y los flujos de capital.</w:t>
       </w:r>
     </w:p>
-    <w:bookmarkEnd w:id="27"/>
-    <w:bookmarkStart w:id="28" w:name="volatilidad-y-tipos-de-cambio"/>
+    <w:bookmarkEnd w:id="29"/>
+    <w:bookmarkStart w:id="30" w:name="volatilidad-y-tipos-de-cambio"/>
     <w:p>
       <w:pPr>
         <w:pStyle w:val="Heading2"/>
@@ -288,8 +288,8 @@
         <w:t xml:space="preserve">En la actualidad, los mercados financieros internacionales se caracterizan por una alta volatilidad en todas las variables económicas, especialmente en los tipos de cambio. Esta volatilidad se debe a las constantes modificaciones de las variables económicas, el progreso tecnológico y la liberalización financiera. Los tipos de cambio fluctúan en respuesta a factores como las tasas de interés, la inflación, los flujos de capital y los eventos económicos y políticos a nivel mundial.</w:t>
       </w:r>
     </w:p>
-    <w:bookmarkEnd w:id="28"/>
-    <w:bookmarkStart w:id="29" w:name="divisas-y-cotización-de-tipos-de-cambio"/>
+    <w:bookmarkEnd w:id="30"/>
+    <w:bookmarkStart w:id="31" w:name="divisas-y-cotización-de-tipos-de-cambio"/>
     <w:p>
       <w:pPr>
         <w:pStyle w:val="Heading2"/>
@@ -306,9 +306,9 @@
         <w:t xml:space="preserve">Una divisa es la moneda de otro país, siempre y cuando sea libremente convertible a otras monedas en el mercado cambiario. La cotización del tipo de cambio se refiere a la forma en que se establece el valor de una moneda en relación con otra. La manera más común de cotizar el tipo de cambio es mediante la cantidad de la moneda nacional necesaria para comprar un dólar estadounidense (USD). Por ejemplo, si se requieren 1.5 unidades de la moneda nacional para comprar 1 USD, se diría que el tipo de cambio es de 1.5.</w:t>
       </w:r>
     </w:p>
-    <w:bookmarkEnd w:id="29"/>
-    <w:bookmarkEnd w:id="30"/>
-    <w:bookmarkStart w:id="33" w:name="regímenes-cambiarios"/>
+    <w:bookmarkEnd w:id="31"/>
+    <w:bookmarkEnd w:id="32"/>
+    <w:bookmarkStart w:id="35" w:name="regímenes-cambiarios"/>
     <w:p>
       <w:pPr>
         <w:pStyle w:val="Heading1"/>
@@ -485,7 +485,7 @@
         <w:t xml:space="preserve">En este régimen, el tipo de cambio se determina mediante el juego de oferta y demanda en el mercado. La intervención del Banco Central tiene como objetivo moderar la tasa de variación y evitar fluctuaciones excesivas, pero no se establece un nivel específico del tipo de cambio. En este régimen, la política monetaria es independiente de la política cambiaria. Ejemplos de países que siguen este régimen son Argentina, Australia, Brasil, Canadá, Estados Unidos, Japón, México y Reino Unido.</w:t>
       </w:r>
     </w:p>
-    <w:bookmarkStart w:id="31" w:name="fig-1"/>
+    <w:bookmarkStart w:id="33" w:name="fig-1"/>
     <w:p>
       <w:pPr>
         <w:pStyle w:val="FigureTitle"/>
@@ -502,7 +502,7 @@
         <w:t xml:space="preserve">Regímenes cambiarios</w:t>
       </w:r>
     </w:p>
-    <w:bookmarkEnd w:id="31"/>
+    <w:bookmarkEnd w:id="33"/>
     <w:p>
       <w:pPr>
         <w:pStyle w:val="AfterWithoutNote"/>
@@ -535,7 +535,7 @@
         <w:t xml:space="preserve">Es importante tener en cuenta que ningún régimen cambiario puede funcionar eficientemente si no se complementa con políticas fiscales y monetarias responsables y prudentes. Estas políticas son fundamentales para respaldar y fortalecer el régimen cambiario elegido, garantizando así su efectividad y sostenibilidad a largo plazo.</w:t>
       </w:r>
     </w:p>
-    <w:bookmarkStart w:id="32" w:name="fig-2"/>
+    <w:bookmarkStart w:id="34" w:name="fig-2"/>
     <w:p>
       <w:pPr>
         <w:pStyle w:val="FigureTitle"/>
@@ -552,9 +552,9 @@
         <w:t xml:space="preserve">Interrelaciones entre tipo de cambio, variables y políticas económicas</w:t>
       </w:r>
     </w:p>
-    <w:bookmarkEnd w:id="32"/>
-    <w:bookmarkEnd w:id="33"/>
-    <w:bookmarkStart w:id="38" w:name="la-unión-monetaria-europea-y-el-euro"/>
+    <w:bookmarkEnd w:id="34"/>
+    <w:bookmarkEnd w:id="35"/>
+    <w:bookmarkStart w:id="40" w:name="la-unión-monetaria-europea-y-el-euro"/>
     <w:p>
       <w:pPr>
         <w:pStyle w:val="Heading1"/>
@@ -571,7 +571,7 @@
         <w:t xml:space="preserve">En 1979, los países de la Comunidad Económica Europea (CEE) establecieron el Sistema Monetario Europeo (SME) con el objetivo de crear una zona de estabilidad monetaria en Europa, coordinar políticas cambiarias y preparar el camino para la Unión Económica Europea. Sin embargo, el sistema no logró su funcionamiento óptimo debido a la falta de coordinación de las políticas macroeconómicas entre los países miembros.</w:t>
       </w:r>
     </w:p>
-    <w:bookmarkStart w:id="34" w:name="X6d79f7bed55984083d6403f629e4c24716faf86"/>
+    <w:bookmarkStart w:id="36" w:name="X6d79f7bed55984083d6403f629e4c24716faf86"/>
     <w:p>
       <w:pPr>
         <w:pStyle w:val="Heading2"/>
@@ -588,8 +588,8 @@
         <w:t xml:space="preserve">En 1991, los 12 miembros de la CEE firmaron el Tratado de Maastricht, el cual estableció un cronograma para la creación de la Unión Europea (UE) con una moneda común, el Euro, y un banco central común. Los países acordaron coordinar sus políticas fiscales y monetarias, y se establecieron criterios de convergencia.</w:t>
       </w:r>
     </w:p>
-    <w:bookmarkEnd w:id="34"/>
-    <w:bookmarkStart w:id="35" w:name="Xedf311354ab41c623483f8daffbfefbe83acff1"/>
+    <w:bookmarkEnd w:id="36"/>
+    <w:bookmarkStart w:id="37" w:name="Xedf311354ab41c623483f8daffbfefbe83acff1"/>
     <w:p>
       <w:pPr>
         <w:pStyle w:val="Heading2"/>
@@ -606,8 +606,8 @@
         <w:t xml:space="preserve">Cada país se comprometió a mantener el déficit presupuestario por debajo del 3% del Producto Interno Bruto (PIB), la deuda pública por debajo del 60% del PIB, lograr una baja inflación y mantener el tipo de cambio dentro de un rango establecido.</w:t>
       </w:r>
     </w:p>
-    <w:bookmarkEnd w:id="35"/>
-    <w:bookmarkStart w:id="36" w:name="ventajas-del-euro-y-la-unión-monetaria"/>
+    <w:bookmarkEnd w:id="37"/>
+    <w:bookmarkStart w:id="38" w:name="ventajas-del-euro-y-la-unión-monetaria"/>
     <w:p>
       <w:pPr>
         <w:pStyle w:val="Heading2"/>
@@ -750,8 +750,8 @@
         <w:t xml:space="preserve">El Euro ha contribuido a una mayor cooperación política entre los países miembros y se considera un factor de estabilidad que promueve la paz en Europa.</w:t>
       </w:r>
     </w:p>
-    <w:bookmarkEnd w:id="36"/>
-    <w:bookmarkStart w:id="37" w:name="desventajas-de-la-moneda-común"/>
+    <w:bookmarkEnd w:id="38"/>
+    <w:bookmarkStart w:id="39" w:name="desventajas-de-la-moneda-común"/>
     <w:p>
       <w:pPr>
         <w:pStyle w:val="Heading2"/>
@@ -801,9 +801,9 @@
         <w:t xml:space="preserve">Impacto diferencial en países con monedas fuertes y débiles: Al adoptar el Euro, los países que tenían monedas débiles, como Italia y España, han experimentado beneficios relativos en comparación con países que tenían monedas fuertes, como Alemania y los Países Bajos.</w:t>
       </w:r>
     </w:p>
-    <w:bookmarkEnd w:id="37"/>
-    <w:bookmarkEnd w:id="38"/>
-    <w:bookmarkStart w:id="43" w:name="Xd9bfc237ff904d9e5d479bd1162c46fdd38fea4"/>
+    <w:bookmarkEnd w:id="39"/>
+    <w:bookmarkEnd w:id="40"/>
+    <w:bookmarkStart w:id="45" w:name="Xd9bfc237ff904d9e5d479bd1162c46fdd38fea4"/>
     <w:p>
       <w:pPr>
         <w:pStyle w:val="Heading1"/>
@@ -812,7 +812,7 @@
         <w:t xml:space="preserve">4. Historia del sistema monetario internacional</w:t>
       </w:r>
     </w:p>
-    <w:bookmarkStart w:id="39" w:name="el-patrón-oro-clásico-1875-1914"/>
+    <w:bookmarkStart w:id="41" w:name="el-patrón-oro-clásico-1875-1914"/>
     <w:p>
       <w:pPr>
         <w:pStyle w:val="Heading2"/>
@@ -913,8 +913,8 @@
         <w:t xml:space="preserve">Investigaciones empíricas del periodo del patrón oro revelan que el mecanismo real de ajuste se basaba en los movimientos de capital a corto plazo, atraídos por las altas tasas de interés. Además, se producía una reducción de la actividad económica en los países deficitarios. Los precios solo bajaban en raras ocasiones. Ante este escenario, las autoridades buscaban alternativas no recesivas para lograr el equilibrio externo, como el proteccionismo, restricciones a los movimientos internacionales de capital y políticas de esterilización.</w:t>
       </w:r>
     </w:p>
-    <w:bookmarkEnd w:id="39"/>
-    <w:bookmarkStart w:id="40" w:name="el-periodo-de-entreguerras-1918-1939"/>
+    <w:bookmarkEnd w:id="41"/>
+    <w:bookmarkStart w:id="42" w:name="el-periodo-de-entreguerras-1918-1939"/>
     <w:p>
       <w:pPr>
         <w:pStyle w:val="Heading2"/>
@@ -1071,8 +1071,8 @@
         <w:t xml:space="preserve">Durante la Gran Depresión, la libre flotación de las principales divisas en los mercados cambiarios no lograba establecer paridades de equilibrio. Los especuladores sistemáticamente elevaban el valor de las monedas fuertes y reducían el valor de las monedas débiles, generando mayores inestabilidades en los tipos de cambio.</w:t>
       </w:r>
     </w:p>
-    <w:bookmarkEnd w:id="40"/>
-    <w:bookmarkStart w:id="41" w:name="Xb38aeefe039a4d499cfecbf753a20ad48529311"/>
+    <w:bookmarkEnd w:id="42"/>
+    <w:bookmarkStart w:id="43" w:name="Xb38aeefe039a4d499cfecbf753a20ad48529311"/>
     <w:p>
       <w:pPr>
         <w:pStyle w:val="Heading2"/>
@@ -1376,8 +1376,8 @@
         <w:t xml:space="preserve">de Estados Unidos.</w:t>
       </w:r>
     </w:p>
-    <w:bookmarkEnd w:id="41"/>
-    <w:bookmarkStart w:id="42" w:name="X6aabd15dccacb520bb776c425fb8d463b7e4f2b"/>
+    <w:bookmarkEnd w:id="43"/>
+    <w:bookmarkStart w:id="44" w:name="X6aabd15dccacb520bb776c425fb8d463b7e4f2b"/>
     <w:p>
       <w:pPr>
         <w:pStyle w:val="Heading2"/>
@@ -1741,9 +1741,9 @@
         <w:t xml:space="preserve">Inversión en infraestructura física y desarrollo del capital humano para mejorar la productividad y la calidad de vida.</w:t>
       </w:r>
     </w:p>
-    <w:bookmarkEnd w:id="42"/>
-    <w:bookmarkEnd w:id="43"/>
-    <w:bookmarkStart w:id="44" w:name="X5f6690b423a018127180104c6dd3f4cf9e517b7"/>
+    <w:bookmarkEnd w:id="44"/>
+    <w:bookmarkEnd w:id="45"/>
+    <w:bookmarkStart w:id="46" w:name="X5f6690b423a018127180104c6dd3f4cf9e517b7"/>
     <w:p>
       <w:pPr>
         <w:pStyle w:val="Heading1"/>
@@ -1877,8 +1877,8 @@
         <w:t xml:space="preserve">y se centraría en garantizar la estabilidad y confianza en el sistema financiero internacional.</w:t>
       </w:r>
     </w:p>
-    <w:bookmarkEnd w:id="44"/>
-    <w:bookmarkStart w:id="47" w:name="Xa0622d8c294366d18069e3a1e8904580d10a203"/>
+    <w:bookmarkEnd w:id="46"/>
+    <w:bookmarkStart w:id="49" w:name="Xa0622d8c294366d18069e3a1e8904580d10a203"/>
     <w:p>
       <w:pPr>
         <w:pStyle w:val="Heading1"/>
@@ -1895,7 +1895,7 @@
         <w:t xml:space="preserve">En el ámbito del sistema monetario internacional, existen diferentes enfoques en cuanto a la gestión de los tipos de cambio. Dos de los enfoques principales son los tipos de cambio fijos y los tipos de cambio flexibles. A continuación, se analizan las características y las consecuencias de cada uno de ellos.</w:t>
       </w:r>
     </w:p>
-    <w:bookmarkStart w:id="45" w:name="tipos-de-cambio-fijos"/>
+    <w:bookmarkStart w:id="47" w:name="tipos-de-cambio-fijos"/>
     <w:p>
       <w:pPr>
         <w:pStyle w:val="Heading2"/>
@@ -2017,8 +2017,8 @@
         <w:t xml:space="preserve">Bajo un tipo de cambio fijo, las autoridades monetarias no están sujetas a las exigencias del equilibrio externo. Tienen mayor margen de maniobra para implementar políticas monetarias orientadas al logro de objetivos internos, como el control de la inflación o el fomento del crecimiento económico.</w:t>
       </w:r>
     </w:p>
-    <w:bookmarkEnd w:id="45"/>
-    <w:bookmarkStart w:id="46" w:name="tipos-de-cambio-flexibles"/>
+    <w:bookmarkEnd w:id="47"/>
+    <w:bookmarkStart w:id="48" w:name="tipos-de-cambio-flexibles"/>
     <w:p>
       <w:pPr>
         <w:pStyle w:val="Heading2"/>
@@ -2098,9 +2098,9 @@
         <w:t xml:space="preserve">En un sistema de tipo de cambio flexible, las depreciaciones de una moneda no necesariamente se traducen de inmediato en un incremento de los precios internos. Esto puede brindar cierta flexibilidad a las economías en términos de ajuste frente a choques externos.</w:t>
       </w:r>
     </w:p>
-    <w:bookmarkEnd w:id="46"/>
-    <w:bookmarkEnd w:id="47"/>
-    <w:bookmarkStart w:id="54" w:name="publicaciones-similares"/>
+    <w:bookmarkEnd w:id="48"/>
+    <w:bookmarkEnd w:id="49"/>
+    <w:bookmarkStart w:id="56" w:name="publicaciones-similares"/>
     <w:p>
       <w:pPr>
         <w:pStyle w:val="Heading1"/>
@@ -2125,11 +2125,11 @@
           <w:numId w:val="1011"/>
         </w:numPr>
       </w:pPr>
-      <w:hyperlink r:id="rId48"/>
+      <w:hyperlink r:id="rId50"/>
       <w:r>
         <w:t xml:space="preserve"> </w:t>
       </w:r>
-      <w:hyperlink r:id="rId49">
+      <w:hyperlink r:id="rId51">
         <w:r>
           <w:rPr>
             <w:rStyle w:val="Hyperlink"/>
@@ -2146,11 +2146,11 @@
           <w:numId w:val="1011"/>
         </w:numPr>
       </w:pPr>
-      <w:hyperlink r:id="rId50"/>
+      <w:hyperlink r:id="rId52"/>
       <w:r>
         <w:t xml:space="preserve"> </w:t>
       </w:r>
-      <w:hyperlink r:id="rId51">
+      <w:hyperlink r:id="rId53">
         <w:r>
           <w:rPr>
             <w:rStyle w:val="Hyperlink"/>
@@ -2167,11 +2167,11 @@
           <w:numId w:val="1011"/>
         </w:numPr>
       </w:pPr>
-      <w:hyperlink r:id="rId52"/>
+      <w:hyperlink r:id="rId54"/>
       <w:r>
         <w:t xml:space="preserve"> </w:t>
       </w:r>
-      <w:hyperlink r:id="rId53">
+      <w:hyperlink r:id="rId55">
         <w:r>
           <w:rPr>
             <w:rStyle w:val="Hyperlink"/>
@@ -2188,14 +2188,14 @@
         <w:t xml:space="preserve">Esperamos que encuentres estas publicaciones igualmente interesantes y útiles. ¡Disfruta de la lectura!</w:t>
       </w:r>
     </w:p>
-    <w:bookmarkEnd w:id="54"/>
+    <w:bookmarkEnd w:id="56"/>
     <w:sectPr>
-      <w:headerReference r:id="rId9" w:type="even"/>
-      <w:headerReference r:id="rId11" w:type="default"/>
-      <w:footerReference r:id="rId14" w:type="even"/>
-      <w:footerReference r:id="rId13" w:type="default"/>
-      <w:headerReference r:id="rId10" w:type="first"/>
-      <w:footerReference r:id="rId12" w:type="first"/>
+      <w:headerReference r:id="rId8" w:type="even"/>
+      <w:headerReference r:id="rId9" w:type="default"/>
+      <w:footerReference r:id="rId10" w:type="even"/>
+      <w:footerReference r:id="rId11" w:type="default"/>
+      <w:headerReference r:id="rId12" w:type="first"/>
+      <w:footerReference r:id="rId13" w:type="first"/>
       <w:pgSz w:h="15840" w:w="12240"/>
       <w:pgMar w:bottom="1440" w:footer="720" w:gutter="0" w:header="720" w:left="1440" w:right="1440" w:top="1440"/>
       <w:cols w:space="720"/>
